--- a/package/서버설치_안내_윈도우.docx
+++ b/package/서버설치_안내_윈도우.docx
@@ -145,7 +145,7 @@
     <w:p>
       <w:pPr>
         <w:keepLines/>
-        <w:spacing w:after="480" w:before="0" w:line="330" w:lineRule="exact"/>
+        <w:spacing w:after="160" w:before="0" w:line="330" w:lineRule="exact"/>
         <w:jc w:val="center"/>
       </w:pPr>
       <w:r>
@@ -161,7 +161,7 @@
     <w:p>
       <w:pPr>
         <w:keepLines/>
-        <w:spacing w:after="130" w:before="0" w:line="330" w:lineRule="exact"/>
+        <w:spacing w:after="120" w:before="0" w:line="330" w:lineRule="exact"/>
         <w:jc w:val="center"/>
       </w:pPr>
       <w:r>
@@ -171,7 +171,914 @@
           <w:color w:val="000000"/>
           <w:sz w:val="21"/>
         </w:rPr>
-        <w:t>2026</w:t>
+        <w:t>joyof15@gmail.com</w:t>
+      </w:r>
+    </w:p>
+    <w:p>
+      <w:pPr>
+        <w:keepLines/>
+        <w:spacing w:after="440" w:before="0" w:line="330" w:lineRule="exact"/>
+        <w:jc w:val="center"/>
+      </w:pPr>
+      <w:r>
+        <w:rPr>
+          <w:rFonts w:ascii="맑은 고딕" w:hAnsi="맑은 고딕" w:eastAsia="맑은 고딕"/>
+          <w:b w:val="0"/>
+          <w:color w:val="000000"/>
+          <w:sz w:val="19"/>
+        </w:rPr>
+        <w:t>막히시면 위 주소로 연락 주십시오</w:t>
+      </w:r>
+    </w:p>
+    <w:p>
+      <w:pPr>
+        <w:keepLines/>
+        <w:spacing w:after="120" w:before="0" w:line="330" w:lineRule="exact"/>
+        <w:jc w:val="center"/>
+      </w:pPr>
+      <w:r>
+        <w:rPr>
+          <w:rFonts w:ascii="맑은 고딕" w:hAnsi="맑은 고딕" w:eastAsia="맑은 고딕"/>
+          <w:b w:val="0"/>
+          <w:color w:val="000000"/>
+          <w:sz w:val="21"/>
+        </w:rPr>
+        <w:t>2026년 8월판  ·  윈도우 서버용</w:t>
+      </w:r>
+    </w:p>
+    <w:p>
+      <w:pPr>
+        <w:keepLines/>
+        <w:spacing w:after="120" w:before="0" w:line="330" w:lineRule="exact"/>
+        <w:jc w:val="center"/>
+      </w:pPr>
+      <w:r>
+        <w:rPr>
+          <w:rFonts w:ascii="맑은 고딕" w:hAnsi="맑은 고딕" w:eastAsia="맑은 고딕"/>
+          <w:b w:val="0"/>
+          <w:color w:val="000000"/>
+          <w:sz w:val="19"/>
+        </w:rPr>
+        <w:t>정책아이디어평가_서버용_윈도우_(날짜).zip 과 함께 받으신 문서입니다</w:t>
+      </w:r>
+    </w:p>
+    <w:p>
+      <w:pPr>
+        <w:keepLines/>
+        <w:spacing w:after="130" w:before="0" w:line="330" w:lineRule="exact"/>
+        <w:jc w:val="center"/>
+      </w:pPr>
+      <w:r>
+        <w:rPr>
+          <w:rFonts w:ascii="맑은 고딕" w:hAnsi="맑은 고딕" w:eastAsia="맑은 고딕"/>
+          <w:b w:val="0"/>
+          <w:color w:val="000000"/>
+          <w:sz w:val="19"/>
+        </w:rPr>
+        <w:t>이 문서는 zip 안에도 같이 들어 있습니다</w:t>
+      </w:r>
+    </w:p>
+    <w:p>
+      <w:pPr>
+        <w:keepNext/>
+        <w:keepLines/>
+        <w:pageBreakBefore/>
+        <w:spacing w:after="180" w:before="300" w:line="330" w:lineRule="exact"/>
+      </w:pPr>
+      <w:r>
+        <w:rPr>
+          <w:rFonts w:ascii="맑은 고딕" w:hAnsi="맑은 고딕" w:eastAsia="맑은 고딕"/>
+          <w:b/>
+          <w:color w:val="000000"/>
+          <w:sz w:val="24"/>
+        </w:rPr>
+        <w:t>먼저 — 착수 전에 확인할 세 가지</w:t>
+      </w:r>
+    </w:p>
+    <w:p>
+      <w:pPr>
+        <w:keepLines/>
+        <w:spacing w:after="130" w:before="0" w:line="330" w:lineRule="exact"/>
+      </w:pPr>
+      <w:r>
+        <w:rPr>
+          <w:rFonts w:ascii="맑은 고딕" w:hAnsi="맑은 고딕" w:eastAsia="맑은 고딕"/>
+          <w:b w:val="0"/>
+          <w:color w:val="000000"/>
+          <w:sz w:val="21"/>
+        </w:rPr>
+        <w:t>이 문서만 받으셨을 수 있어 필요한 것을 여기 다 적었습니다. 따로 물어보실 곳 없이 이 문서와 zip 만으로 끝까지 가실 수 있습니다.</w:t>
+      </w:r>
+    </w:p>
+    <w:p>
+      <w:pPr>
+        <w:keepLines/>
+        <w:spacing w:after="130" w:before="0" w:line="330" w:lineRule="exact"/>
+      </w:pPr>
+      <w:r>
+        <w:rPr>
+          <w:rFonts w:ascii="맑은 고딕" w:hAnsi="맑은 고딕" w:eastAsia="맑은 고딕"/>
+          <w:b/>
+          <w:color w:val="000000"/>
+          <w:sz w:val="21"/>
+        </w:rPr>
+        <w:t xml:space="preserve">설치를 시작하기 전에 셋만 확인해 주십시오. </w:t>
+      </w:r>
+      <w:r>
+        <w:rPr>
+          <w:rFonts w:ascii="맑은 고딕" w:hAnsi="맑은 고딕" w:eastAsia="맑은 고딕"/>
+          <w:b w:val="0"/>
+          <w:color w:val="000000"/>
+          <w:sz w:val="21"/>
+        </w:rPr>
+        <w:t>셋 다 서버 담당자가 아니면 풀 수 없는 것이고, 설치를 다 끝낸 뒤에 발견하면 원인을 찾기 어렵습니다.</w:t>
+      </w:r>
+    </w:p>
+    <w:tbl>
+      <w:tblPr>
+        <w:tblW w:type="auto" w:w="0"/>
+        <w:jc w:val="left"/>
+        <w:tblLayout w:type="fixed"/>
+        <w:tblLook w:firstColumn="1" w:firstRow="1" w:lastColumn="0" w:lastRow="0" w:noHBand="0" w:noVBand="1" w:val="04A0"/>
+        <w:tblBorders>
+          <w:top w:val="single" w:sz="4" w:color="000000" w:space="0"/>
+          <w:bottom w:val="single" w:sz="4" w:color="000000" w:space="0"/>
+          <w:left w:val="single" w:sz="2" w:color="000000" w:space="0"/>
+          <w:right w:val="single" w:sz="2" w:color="000000" w:space="0"/>
+          <w:insideH w:val="single" w:sz="2" w:color="000000" w:space="0"/>
+          <w:insideV w:val="single" w:sz="2" w:color="000000" w:space="0"/>
+        </w:tblBorders>
+      </w:tblPr>
+      <w:tblGrid>
+        <w:gridCol w:w="500"/>
+        <w:gridCol w:w="3500"/>
+        <w:gridCol w:w="4200"/>
+      </w:tblGrid>
+      <w:tr>
+        <w:trPr>
+          <w:cantSplit/>
+          <w:tblHeader/>
+        </w:trPr>
+        <w:tc>
+          <w:tcPr>
+            <w:tcW w:type="dxa" w:w="500"/>
+          </w:tcPr>
+          <w:p>
+            <w:pPr>
+              <w:keepNext/>
+              <w:spacing w:after="20" w:before="20" w:line="260" w:lineRule="exact"/>
+            </w:pPr>
+            <w:r>
+              <w:rPr>
+                <w:rFonts w:ascii="맑은 고딕" w:hAnsi="맑은 고딕" w:eastAsia="맑은 고딕"/>
+                <w:b/>
+                <w:color w:val="000000"/>
+                <w:sz w:val="19"/>
+              </w:rPr>
+            </w:r>
+          </w:p>
+        </w:tc>
+        <w:tc>
+          <w:tcPr>
+            <w:tcW w:type="dxa" w:w="3500"/>
+          </w:tcPr>
+          <w:p>
+            <w:pPr>
+              <w:keepNext/>
+              <w:spacing w:after="20" w:before="20" w:line="260" w:lineRule="exact"/>
+            </w:pPr>
+            <w:r>
+              <w:rPr>
+                <w:rFonts w:ascii="맑은 고딕" w:hAnsi="맑은 고딕" w:eastAsia="맑은 고딕"/>
+                <w:b/>
+                <w:color w:val="000000"/>
+                <w:sz w:val="19"/>
+              </w:rPr>
+              <w:t>확인할 것</w:t>
+            </w:r>
+          </w:p>
+        </w:tc>
+        <w:tc>
+          <w:tcPr>
+            <w:tcW w:type="dxa" w:w="4200"/>
+          </w:tcPr>
+          <w:p>
+            <w:pPr>
+              <w:keepNext/>
+              <w:spacing w:after="20" w:before="20" w:line="260" w:lineRule="exact"/>
+            </w:pPr>
+            <w:r>
+              <w:rPr>
+                <w:rFonts w:ascii="맑은 고딕" w:hAnsi="맑은 고딕" w:eastAsia="맑은 고딕"/>
+                <w:b/>
+                <w:color w:val="000000"/>
+                <w:sz w:val="19"/>
+              </w:rPr>
+              <w:t>안 되어 있으면</w:t>
+            </w:r>
+          </w:p>
+        </w:tc>
+      </w:tr>
+      <w:tr>
+        <w:trPr>
+          <w:cantSplit/>
+        </w:trPr>
+        <w:tc>
+          <w:tcPr>
+            <w:tcW w:type="dxa" w:w="500"/>
+          </w:tcPr>
+          <w:p>
+            <w:pPr>
+              <w:keepNext/>
+              <w:spacing w:after="20" w:before="20" w:line="260" w:lineRule="exact"/>
+            </w:pPr>
+            <w:r>
+              <w:rPr>
+                <w:rFonts w:ascii="맑은 고딕" w:hAnsi="맑은 고딕" w:eastAsia="맑은 고딕"/>
+                <w:b w:val="0"/>
+                <w:color w:val="000000"/>
+                <w:sz w:val="19"/>
+              </w:rPr>
+              <w:t>①</w:t>
+            </w:r>
+          </w:p>
+        </w:tc>
+        <w:tc>
+          <w:tcPr>
+            <w:tcW w:type="dxa" w:w="3500"/>
+          </w:tcPr>
+          <w:p>
+            <w:pPr>
+              <w:keepNext/>
+              <w:spacing w:after="20" w:before="20" w:line="260" w:lineRule="exact"/>
+            </w:pPr>
+            <w:r>
+              <w:rPr>
+                <w:rFonts w:ascii="맑은 고딕" w:hAnsi="맑은 고딕" w:eastAsia="맑은 고딕"/>
+                <w:b w:val="0"/>
+                <w:color w:val="000000"/>
+                <w:sz w:val="19"/>
+              </w:rPr>
+              <w:t>방화벽에서 api.anthropic.com 으로 나가는 통신</w:t>
+            </w:r>
+          </w:p>
+        </w:tc>
+        <w:tc>
+          <w:tcPr>
+            <w:tcW w:type="dxa" w:w="4200"/>
+          </w:tcPr>
+          <w:p>
+            <w:pPr>
+              <w:keepNext/>
+              <w:spacing w:after="20" w:before="20" w:line="260" w:lineRule="exact"/>
+            </w:pPr>
+            <w:r>
+              <w:rPr>
+                <w:rFonts w:ascii="맑은 고딕" w:hAnsi="맑은 고딕" w:eastAsia="맑은 고딕"/>
+                <w:b w:val="0"/>
+                <w:color w:val="000000"/>
+                <w:sz w:val="19"/>
+              </w:rPr>
+              <w:t>아무것도 되지 않습니다.</w:t>
+            </w:r>
+          </w:p>
+          <w:p>
+            <w:pPr>
+              <w:keepNext/>
+              <w:spacing w:after="20" w:before="20" w:line="260" w:lineRule="exact"/>
+            </w:pPr>
+            <w:r>
+              <w:rPr>
+                <w:rFonts w:ascii="맑은 고딕" w:hAnsi="맑은 고딕" w:eastAsia="맑은 고딕"/>
+                <w:b w:val="0"/>
+                <w:color w:val="000000"/>
+                <w:sz w:val="19"/>
+              </w:rPr>
+              <w:t>망 담당자에게 이 주소를 열어 달라고 하십시오.</w:t>
+            </w:r>
+          </w:p>
+        </w:tc>
+      </w:tr>
+      <w:tr>
+        <w:trPr>
+          <w:cantSplit/>
+        </w:trPr>
+        <w:tc>
+          <w:tcPr>
+            <w:tcW w:type="dxa" w:w="500"/>
+          </w:tcPr>
+          <w:p>
+            <w:pPr>
+              <w:keepNext/>
+              <w:spacing w:after="20" w:before="20" w:line="260" w:lineRule="exact"/>
+            </w:pPr>
+            <w:r>
+              <w:rPr>
+                <w:rFonts w:ascii="맑은 고딕" w:hAnsi="맑은 고딕" w:eastAsia="맑은 고딕"/>
+                <w:b w:val="0"/>
+                <w:color w:val="000000"/>
+                <w:sz w:val="19"/>
+              </w:rPr>
+              <w:t>②</w:t>
+            </w:r>
+          </w:p>
+        </w:tc>
+        <w:tc>
+          <w:tcPr>
+            <w:tcW w:type="dxa" w:w="3500"/>
+          </w:tcPr>
+          <w:p>
+            <w:pPr>
+              <w:keepNext/>
+              <w:spacing w:after="20" w:before="20" w:line="260" w:lineRule="exact"/>
+            </w:pPr>
+            <w:r>
+              <w:rPr>
+                <w:rFonts w:ascii="맑은 고딕" w:hAnsi="맑은 고딕" w:eastAsia="맑은 고딕"/>
+                <w:b w:val="0"/>
+                <w:color w:val="000000"/>
+                <w:sz w:val="19"/>
+              </w:rPr>
+              <w:t>IIS 모듈 두 개</w:t>
+            </w:r>
+          </w:p>
+          <w:p>
+            <w:pPr>
+              <w:keepNext/>
+              <w:spacing w:after="20" w:before="20" w:line="260" w:lineRule="exact"/>
+            </w:pPr>
+            <w:r>
+              <w:rPr>
+                <w:rFonts w:ascii="맑은 고딕" w:hAnsi="맑은 고딕" w:eastAsia="맑은 고딕"/>
+                <w:b w:val="0"/>
+                <w:color w:val="000000"/>
+                <w:sz w:val="19"/>
+              </w:rPr>
+              <w:t>URL Rewrite · Application Request Routing</w:t>
+            </w:r>
+          </w:p>
+        </w:tc>
+        <w:tc>
+          <w:tcPr>
+            <w:tcW w:type="dxa" w:w="4200"/>
+          </w:tcPr>
+          <w:p>
+            <w:pPr>
+              <w:keepNext/>
+              <w:spacing w:after="20" w:before="20" w:line="260" w:lineRule="exact"/>
+            </w:pPr>
+            <w:r>
+              <w:rPr>
+                <w:rFonts w:ascii="맑은 고딕" w:hAnsi="맑은 고딕" w:eastAsia="맑은 고딕"/>
+                <w:b w:val="0"/>
+                <w:color w:val="000000"/>
+                <w:sz w:val="19"/>
+              </w:rPr>
+              <w:t>앞단 규칙이 조용히 무시되고</w:t>
+            </w:r>
+          </w:p>
+          <w:p>
+            <w:pPr>
+              <w:keepNext/>
+              <w:spacing w:after="20" w:before="20" w:line="260" w:lineRule="exact"/>
+            </w:pPr>
+            <w:r>
+              <w:rPr>
+                <w:rFonts w:ascii="맑은 고딕" w:hAnsi="맑은 고딕" w:eastAsia="맑은 고딕"/>
+                <w:b w:val="0"/>
+                <w:color w:val="000000"/>
+                <w:sz w:val="19"/>
+              </w:rPr>
+              <w:t>404 만 납니다.</w:t>
+            </w:r>
+          </w:p>
+        </w:tc>
+      </w:tr>
+      <w:tr>
+        <w:trPr>
+          <w:cantSplit/>
+        </w:trPr>
+        <w:tc>
+          <w:tcPr>
+            <w:tcW w:type="dxa" w:w="500"/>
+          </w:tcPr>
+          <w:p>
+            <w:pPr>
+              <w:keepNext w:val="0"/>
+              <w:spacing w:after="20" w:before="20" w:line="260" w:lineRule="exact"/>
+            </w:pPr>
+            <w:r>
+              <w:rPr>
+                <w:rFonts w:ascii="맑은 고딕" w:hAnsi="맑은 고딕" w:eastAsia="맑은 고딕"/>
+                <w:b w:val="0"/>
+                <w:color w:val="000000"/>
+                <w:sz w:val="19"/>
+              </w:rPr>
+              <w:t>③</w:t>
+            </w:r>
+          </w:p>
+        </w:tc>
+        <w:tc>
+          <w:tcPr>
+            <w:tcW w:type="dxa" w:w="3500"/>
+          </w:tcPr>
+          <w:p>
+            <w:pPr>
+              <w:keepNext w:val="0"/>
+              <w:spacing w:after="20" w:before="20" w:line="260" w:lineRule="exact"/>
+            </w:pPr>
+            <w:r>
+              <w:rPr>
+                <w:rFonts w:ascii="맑은 고딕" w:hAnsi="맑은 고딕" w:eastAsia="맑은 고딕"/>
+                <w:b w:val="0"/>
+                <w:color w:val="000000"/>
+                <w:sz w:val="19"/>
+              </w:rPr>
+              <w:t>도메인 하나와 HTTPS 인증서</w:t>
+            </w:r>
+          </w:p>
+        </w:tc>
+        <w:tc>
+          <w:tcPr>
+            <w:tcW w:type="dxa" w:w="4200"/>
+          </w:tcPr>
+          <w:p>
+            <w:pPr>
+              <w:keepNext w:val="0"/>
+              <w:spacing w:after="20" w:before="20" w:line="260" w:lineRule="exact"/>
+            </w:pPr>
+            <w:r>
+              <w:rPr>
+                <w:rFonts w:ascii="맑은 고딕" w:hAnsi="맑은 고딕" w:eastAsia="맑은 고딕"/>
+                <w:b w:val="0"/>
+                <w:color w:val="000000"/>
+                <w:sz w:val="19"/>
+              </w:rPr>
+              <w:t>방문자가 이 화면에 자기 API 키를 붙여넣습니다.</w:t>
+            </w:r>
+          </w:p>
+          <w:p>
+            <w:pPr>
+              <w:keepNext w:val="0"/>
+              <w:spacing w:after="20" w:before="20" w:line="260" w:lineRule="exact"/>
+            </w:pPr>
+            <w:r>
+              <w:rPr>
+                <w:rFonts w:ascii="맑은 고딕" w:hAnsi="맑은 고딕" w:eastAsia="맑은 고딕"/>
+                <w:b w:val="0"/>
+                <w:color w:val="000000"/>
+                <w:sz w:val="19"/>
+              </w:rPr>
+              <w:t>평문으로 받으면 그 키가 도중에 드러납니다.</w:t>
+            </w:r>
+          </w:p>
+        </w:tc>
+      </w:tr>
+    </w:tbl>
+    <w:p>
+      <w:pPr>
+        <w:keepLines/>
+        <w:spacing w:after="200" w:before="0" w:line="330" w:lineRule="exact"/>
+      </w:pPr>
+    </w:p>
+    <w:p>
+      <w:pPr>
+        <w:keepLines/>
+        <w:spacing w:after="130" w:before="0" w:line="330" w:lineRule="exact"/>
+      </w:pPr>
+      <w:r>
+        <w:rPr>
+          <w:rFonts w:ascii="맑은 고딕" w:hAnsi="맑은 고딕" w:eastAsia="맑은 고딕"/>
+          <w:b w:val="0"/>
+          <w:color w:val="000000"/>
+          <w:sz w:val="21"/>
+        </w:rPr>
+        <w:t>①은 지금 바로 확인하실 수 있습니다. 서버에서 명령창을 열고:</w:t>
+      </w:r>
+    </w:p>
+    <w:p>
+      <w:pPr>
+        <w:keepLines/>
+        <w:spacing w:after="0" w:before="0" w:line="260" w:lineRule="exact"/>
+        <w:ind w:left="397"/>
+      </w:pPr>
+      <w:r>
+        <w:rPr>
+          <w:rFonts w:ascii="맑은 고딕" w:hAnsi="맑은 고딕" w:eastAsia="맑은 고딕"/>
+          <w:b w:val="0"/>
+          <w:color w:val="000000"/>
+          <w:sz w:val="18"/>
+        </w:rPr>
+        <w:t>curl -sI https://api.anthropic.com/v1/messages -X POST</w:t>
+      </w:r>
+    </w:p>
+    <w:p>
+      <w:pPr>
+        <w:keepLines/>
+        <w:spacing w:after="100" w:before="0" w:line="330" w:lineRule="exact"/>
+      </w:pPr>
+    </w:p>
+    <w:p>
+      <w:pPr>
+        <w:keepLines/>
+        <w:spacing w:after="130" w:before="0" w:line="330" w:lineRule="exact"/>
+        <w:ind w:left="283"/>
+      </w:pPr>
+      <w:r>
+        <w:rPr>
+          <w:rFonts w:ascii="맑은 고딕" w:hAnsi="맑은 고딕" w:eastAsia="맑은 고딕"/>
+          <w:b w:val="0"/>
+          <w:color w:val="000000"/>
+          <w:sz w:val="21"/>
+        </w:rPr>
+        <w:t>401 이 나오면 정상입니다 — 키를 안 보냈으니 거부하는 것이고, 통신 자체는 닿았다는 뜻입니다. 아무 응답도 없으면 막혀 있는 것입니다.</w:t>
+      </w:r>
+    </w:p>
+    <w:p>
+      <w:pPr>
+        <w:keepNext/>
+        <w:keepLines/>
+        <w:spacing w:after="100" w:before="260" w:line="330" w:lineRule="exact"/>
+      </w:pPr>
+      <w:r>
+        <w:rPr>
+          <w:rFonts w:ascii="맑은 고딕" w:hAnsi="맑은 고딕" w:eastAsia="맑은 고딕"/>
+          <w:b/>
+          <w:color w:val="000000"/>
+          <w:sz w:val="21"/>
+        </w:rPr>
+        <w:t>누가 무엇을 하나</w:t>
+      </w:r>
+    </w:p>
+    <w:tbl>
+      <w:tblPr>
+        <w:tblW w:type="auto" w:w="0"/>
+        <w:jc w:val="left"/>
+        <w:tblLayout w:type="fixed"/>
+        <w:tblLook w:firstColumn="1" w:firstRow="1" w:lastColumn="0" w:lastRow="0" w:noHBand="0" w:noVBand="1" w:val="04A0"/>
+        <w:tblBorders>
+          <w:top w:val="single" w:sz="4" w:color="000000" w:space="0"/>
+          <w:bottom w:val="single" w:sz="4" w:color="000000" w:space="0"/>
+          <w:left w:val="single" w:sz="2" w:color="000000" w:space="0"/>
+          <w:right w:val="single" w:sz="2" w:color="000000" w:space="0"/>
+          <w:insideH w:val="single" w:sz="2" w:color="000000" w:space="0"/>
+          <w:insideV w:val="single" w:sz="2" w:color="000000" w:space="0"/>
+        </w:tblBorders>
+      </w:tblPr>
+      <w:tblGrid>
+        <w:gridCol w:w="1400"/>
+        <w:gridCol w:w="4600"/>
+        <w:gridCol w:w="2200"/>
+      </w:tblGrid>
+      <w:tr>
+        <w:trPr>
+          <w:cantSplit/>
+          <w:tblHeader/>
+        </w:trPr>
+        <w:tc>
+          <w:tcPr>
+            <w:tcW w:type="dxa" w:w="1400"/>
+          </w:tcPr>
+          <w:p>
+            <w:pPr>
+              <w:keepNext/>
+              <w:spacing w:after="20" w:before="20" w:line="260" w:lineRule="exact"/>
+            </w:pPr>
+            <w:r>
+              <w:rPr>
+                <w:rFonts w:ascii="맑은 고딕" w:hAnsi="맑은 고딕" w:eastAsia="맑은 고딕"/>
+                <w:b/>
+                <w:color w:val="000000"/>
+                <w:sz w:val="19"/>
+              </w:rPr>
+            </w:r>
+          </w:p>
+        </w:tc>
+        <w:tc>
+          <w:tcPr>
+            <w:tcW w:type="dxa" w:w="4600"/>
+          </w:tcPr>
+          <w:p>
+            <w:pPr>
+              <w:keepNext/>
+              <w:spacing w:after="20" w:before="20" w:line="260" w:lineRule="exact"/>
+            </w:pPr>
+            <w:r>
+              <w:rPr>
+                <w:rFonts w:ascii="맑은 고딕" w:hAnsi="맑은 고딕" w:eastAsia="맑은 고딕"/>
+                <w:b/>
+                <w:color w:val="000000"/>
+                <w:sz w:val="19"/>
+              </w:rPr>
+              <w:t>하는 일</w:t>
+            </w:r>
+          </w:p>
+        </w:tc>
+        <w:tc>
+          <w:tcPr>
+            <w:tcW w:type="dxa" w:w="2200"/>
+          </w:tcPr>
+          <w:p>
+            <w:pPr>
+              <w:keepNext/>
+              <w:spacing w:after="20" w:before="20" w:line="260" w:lineRule="exact"/>
+            </w:pPr>
+            <w:r>
+              <w:rPr>
+                <w:rFonts w:ascii="맑은 고딕" w:hAnsi="맑은 고딕" w:eastAsia="맑은 고딕"/>
+                <w:b/>
+                <w:color w:val="000000"/>
+                <w:sz w:val="19"/>
+              </w:rPr>
+              <w:t>필요한 것</w:t>
+            </w:r>
+          </w:p>
+        </w:tc>
+      </w:tr>
+      <w:tr>
+        <w:trPr>
+          <w:cantSplit/>
+        </w:trPr>
+        <w:tc>
+          <w:tcPr>
+            <w:tcW w:type="dxa" w:w="1400"/>
+          </w:tcPr>
+          <w:p>
+            <w:pPr>
+              <w:keepNext/>
+              <w:spacing w:after="20" w:before="20" w:line="260" w:lineRule="exact"/>
+            </w:pPr>
+            <w:r>
+              <w:rPr>
+                <w:rFonts w:ascii="맑은 고딕" w:hAnsi="맑은 고딕" w:eastAsia="맑은 고딕"/>
+                <w:b w:val="0"/>
+                <w:color w:val="000000"/>
+                <w:sz w:val="19"/>
+              </w:rPr>
+              <w:t>서버 담당자</w:t>
+            </w:r>
+          </w:p>
+        </w:tc>
+        <w:tc>
+          <w:tcPr>
+            <w:tcW w:type="dxa" w:w="4600"/>
+          </w:tcPr>
+          <w:p>
+            <w:pPr>
+              <w:keepNext/>
+              <w:spacing w:after="20" w:before="20" w:line="260" w:lineRule="exact"/>
+            </w:pPr>
+            <w:r>
+              <w:rPr>
+                <w:rFonts w:ascii="맑은 고딕" w:hAnsi="맑은 고딕" w:eastAsia="맑은 고딕"/>
+                <w:b w:val="0"/>
+                <w:color w:val="000000"/>
+                <w:sz w:val="19"/>
+              </w:rPr>
+              <w:t>이 문서대로 설치하고 IIS 를 겁니다.</w:t>
+            </w:r>
+          </w:p>
+          <w:p>
+            <w:pPr>
+              <w:keepNext/>
+              <w:spacing w:after="20" w:before="20" w:line="260" w:lineRule="exact"/>
+            </w:pPr>
+            <w:r>
+              <w:rPr>
+                <w:rFonts w:ascii="맑은 고딕" w:hAnsi="맑은 고딕" w:eastAsia="맑은 고딕"/>
+                <w:b w:val="0"/>
+                <w:color w:val="000000"/>
+                <w:sz w:val="19"/>
+              </w:rPr>
+              <w:t>한 번 해 두면 그다음은 손댈 일이 없습니다.</w:t>
+            </w:r>
+          </w:p>
+        </w:tc>
+        <w:tc>
+          <w:tcPr>
+            <w:tcW w:type="dxa" w:w="2200"/>
+          </w:tcPr>
+          <w:p>
+            <w:pPr>
+              <w:keepNext/>
+              <w:spacing w:after="20" w:before="20" w:line="260" w:lineRule="exact"/>
+            </w:pPr>
+            <w:r>
+              <w:rPr>
+                <w:rFonts w:ascii="맑은 고딕" w:hAnsi="맑은 고딕" w:eastAsia="맑은 고딕"/>
+                <w:b w:val="0"/>
+                <w:color w:val="000000"/>
+                <w:sz w:val="19"/>
+              </w:rPr>
+              <w:t>서버 관리자 권한</w:t>
+            </w:r>
+          </w:p>
+        </w:tc>
+      </w:tr>
+      <w:tr>
+        <w:trPr>
+          <w:cantSplit/>
+        </w:trPr>
+        <w:tc>
+          <w:tcPr>
+            <w:tcW w:type="dxa" w:w="1400"/>
+          </w:tcPr>
+          <w:p>
+            <w:pPr>
+              <w:keepNext/>
+              <w:spacing w:after="20" w:before="20" w:line="260" w:lineRule="exact"/>
+            </w:pPr>
+            <w:r>
+              <w:rPr>
+                <w:rFonts w:ascii="맑은 고딕" w:hAnsi="맑은 고딕" w:eastAsia="맑은 고딕"/>
+                <w:b w:val="0"/>
+                <w:color w:val="000000"/>
+                <w:sz w:val="19"/>
+              </w:rPr>
+              <w:t>연구 담당자</w:t>
+            </w:r>
+          </w:p>
+        </w:tc>
+        <w:tc>
+          <w:tcPr>
+            <w:tcW w:type="dxa" w:w="4600"/>
+          </w:tcPr>
+          <w:p>
+            <w:pPr>
+              <w:keepNext/>
+              <w:spacing w:after="20" w:before="20" w:line="260" w:lineRule="exact"/>
+            </w:pPr>
+            <w:r>
+              <w:rPr>
+                <w:rFonts w:ascii="맑은 고딕" w:hAnsi="맑은 고딕" w:eastAsia="맑은 고딕"/>
+                <w:b w:val="0"/>
+                <w:color w:val="000000"/>
+                <w:sz w:val="19"/>
+              </w:rPr>
+              <w:t>접속 코드를 방문자에게 알립니다.</w:t>
+            </w:r>
+          </w:p>
+          <w:p>
+            <w:pPr>
+              <w:keepNext/>
+              <w:spacing w:after="20" w:before="20" w:line="260" w:lineRule="exact"/>
+            </w:pPr>
+            <w:r>
+              <w:rPr>
+                <w:rFonts w:ascii="맑은 고딕" w:hAnsi="맑은 고딕" w:eastAsia="맑은 고딕"/>
+                <w:b w:val="0"/>
+                <w:color w:val="000000"/>
+                <w:sz w:val="19"/>
+              </w:rPr>
+              <w:t>쌓인 문답을 내려받아 분석합니다.</w:t>
+            </w:r>
+          </w:p>
+        </w:tc>
+        <w:tc>
+          <w:tcPr>
+            <w:tcW w:type="dxa" w:w="2200"/>
+          </w:tcPr>
+          <w:p>
+            <w:pPr>
+              <w:keepNext/>
+              <w:spacing w:after="20" w:before="20" w:line="260" w:lineRule="exact"/>
+            </w:pPr>
+            <w:r>
+              <w:rPr>
+                <w:rFonts w:ascii="맑은 고딕" w:hAnsi="맑은 고딕" w:eastAsia="맑은 고딕"/>
+                <w:b w:val="0"/>
+                <w:color w:val="000000"/>
+                <w:sz w:val="19"/>
+              </w:rPr>
+              <w:t>서버 원격 접속</w:t>
+            </w:r>
+          </w:p>
+        </w:tc>
+      </w:tr>
+      <w:tr>
+        <w:trPr>
+          <w:cantSplit/>
+        </w:trPr>
+        <w:tc>
+          <w:tcPr>
+            <w:tcW w:type="dxa" w:w="1400"/>
+          </w:tcPr>
+          <w:p>
+            <w:pPr>
+              <w:keepNext w:val="0"/>
+              <w:spacing w:after="20" w:before="20" w:line="260" w:lineRule="exact"/>
+            </w:pPr>
+            <w:r>
+              <w:rPr>
+                <w:rFonts w:ascii="맑은 고딕" w:hAnsi="맑은 고딕" w:eastAsia="맑은 고딕"/>
+                <w:b w:val="0"/>
+                <w:color w:val="000000"/>
+                <w:sz w:val="19"/>
+              </w:rPr>
+              <w:t>방문자</w:t>
+            </w:r>
+          </w:p>
+        </w:tc>
+        <w:tc>
+          <w:tcPr>
+            <w:tcW w:type="dxa" w:w="4600"/>
+          </w:tcPr>
+          <w:p>
+            <w:pPr>
+              <w:keepNext w:val="0"/>
+              <w:spacing w:after="20" w:before="20" w:line="260" w:lineRule="exact"/>
+            </w:pPr>
+            <w:r>
+              <w:rPr>
+                <w:rFonts w:ascii="맑은 고딕" w:hAnsi="맑은 고딕" w:eastAsia="맑은 고딕"/>
+                <w:b w:val="0"/>
+                <w:color w:val="000000"/>
+                <w:sz w:val="19"/>
+              </w:rPr>
+              <w:t>브라우저로 들어와 자기 Claude 키를 넣고</w:t>
+            </w:r>
+          </w:p>
+          <w:p>
+            <w:pPr>
+              <w:keepNext w:val="0"/>
+              <w:spacing w:after="20" w:before="20" w:line="260" w:lineRule="exact"/>
+            </w:pPr>
+            <w:r>
+              <w:rPr>
+                <w:rFonts w:ascii="맑은 고딕" w:hAnsi="맑은 고딕" w:eastAsia="맑은 고딕"/>
+                <w:b w:val="0"/>
+                <w:color w:val="000000"/>
+                <w:sz w:val="19"/>
+              </w:rPr>
+              <w:t>12문답을 합니다.</w:t>
+            </w:r>
+          </w:p>
+        </w:tc>
+        <w:tc>
+          <w:tcPr>
+            <w:tcW w:type="dxa" w:w="2200"/>
+          </w:tcPr>
+          <w:p>
+            <w:pPr>
+              <w:keepNext w:val="0"/>
+              <w:spacing w:after="20" w:before="20" w:line="260" w:lineRule="exact"/>
+            </w:pPr>
+            <w:r>
+              <w:rPr>
+                <w:rFonts w:ascii="맑은 고딕" w:hAnsi="맑은 고딕" w:eastAsia="맑은 고딕"/>
+                <w:b w:val="0"/>
+                <w:color w:val="000000"/>
+                <w:sz w:val="19"/>
+              </w:rPr>
+              <w:t>Anthropic API 키</w:t>
+            </w:r>
+          </w:p>
+          <w:p>
+            <w:pPr>
+              <w:keepNext w:val="0"/>
+              <w:spacing w:after="20" w:before="20" w:line="260" w:lineRule="exact"/>
+            </w:pPr>
+            <w:r>
+              <w:rPr>
+                <w:rFonts w:ascii="맑은 고딕" w:hAnsi="맑은 고딕" w:eastAsia="맑은 고딕"/>
+                <w:b w:val="0"/>
+                <w:color w:val="000000"/>
+                <w:sz w:val="19"/>
+              </w:rPr>
+              <w:t>(각자 본인 것)</w:t>
+            </w:r>
+          </w:p>
+        </w:tc>
+      </w:tr>
+    </w:tbl>
+    <w:p>
+      <w:pPr>
+        <w:keepLines/>
+        <w:spacing w:after="200" w:before="0" w:line="330" w:lineRule="exact"/>
+      </w:pPr>
+    </w:p>
+    <w:p>
+      <w:pPr>
+        <w:keepLines/>
+        <w:spacing w:after="130" w:before="0" w:line="330" w:lineRule="exact"/>
+      </w:pPr>
+      <w:r>
+        <w:rPr>
+          <w:rFonts w:ascii="맑은 고딕" w:hAnsi="맑은 고딕" w:eastAsia="맑은 고딕"/>
+          <w:b/>
+          <w:color w:val="000000"/>
+          <w:sz w:val="21"/>
+        </w:rPr>
+        <w:t xml:space="preserve">KDI 는 Claude 요금을 내지 않습니다. </w:t>
+      </w:r>
+      <w:r>
+        <w:rPr>
+          <w:rFonts w:ascii="맑은 고딕" w:hAnsi="맑은 고딕" w:eastAsia="맑은 고딕"/>
+          <w:b w:val="0"/>
+          <w:color w:val="000000"/>
+          <w:sz w:val="21"/>
+        </w:rPr>
+        <w:t>이 판은 방문자가 각자 자기 키를 넣는 방식입니다. 기관 카드로 결제될 일이 없습니다. 자세한 것은 다음 장에 있습니다.</w:t>
       </w:r>
     </w:p>
     <w:p>
@@ -3521,6 +4428,132 @@
         <w:keepLines/>
         <w:spacing w:after="200" w:before="0" w:line="330" w:lineRule="exact"/>
       </w:pPr>
+    </w:p>
+    <w:p>
+      <w:pPr>
+        <w:keepNext/>
+        <w:keepLines/>
+        <w:spacing w:after="100" w:before="260" w:line="330" w:lineRule="exact"/>
+      </w:pPr>
+      <w:r>
+        <w:rPr>
+          <w:rFonts w:ascii="맑은 고딕" w:hAnsi="맑은 고딕" w:eastAsia="맑은 고딕"/>
+          <w:b/>
+          <w:color w:val="000000"/>
+          <w:sz w:val="21"/>
+        </w:rPr>
+        <w:t>요청 제한은 기본으로 꺼져 있습니다</w:t>
+      </w:r>
+    </w:p>
+    <w:p>
+      <w:pPr>
+        <w:keepLines/>
+        <w:spacing w:after="130" w:before="0" w:line="330" w:lineRule="exact"/>
+      </w:pPr>
+      <w:r>
+        <w:rPr>
+          <w:rFonts w:ascii="맑은 고딕" w:hAnsi="맑은 고딕" w:eastAsia="맑은 고딕"/>
+          <w:b w:val="0"/>
+          <w:color w:val="000000"/>
+          <w:sz w:val="21"/>
+        </w:rPr>
+        <w:t>문답 한 번은 12번을 주고받으므로 사람이 쓰는 속도는 분당 몇 건을 넘지 않습니다. 이보다 빠른 것은 사람이 아닙니다. 리눅스판(nginx)에는 분당 30회 제한이 켜져 있는데, IIS 에서 같은 일을 하려면 역할 기능을 하나 더 깔아야 해서 기본은 꺼 두었습니다.</w:t>
+      </w:r>
+    </w:p>
+    <w:p>
+      <w:pPr>
+        <w:keepLines/>
+        <w:spacing w:after="130" w:before="0" w:line="330" w:lineRule="exact"/>
+      </w:pPr>
+      <w:r>
+        <w:rPr>
+          <w:rFonts w:ascii="맑은 고딕" w:hAnsi="맑은 고딕" w:eastAsia="맑은 고딕"/>
+          <w:b w:val="0"/>
+          <w:color w:val="000000"/>
+          <w:sz w:val="21"/>
+        </w:rPr>
+        <w:t>켜시려면 먼저 역할 기능을 설치하십시오.</w:t>
+      </w:r>
+    </w:p>
+    <w:p>
+      <w:pPr>
+        <w:keepNext/>
+        <w:keepLines/>
+        <w:spacing w:after="0" w:before="0" w:line="260" w:lineRule="exact"/>
+        <w:ind w:left="397"/>
+      </w:pPr>
+      <w:r>
+        <w:rPr>
+          <w:rFonts w:ascii="맑은 고딕" w:hAnsi="맑은 고딕" w:eastAsia="맑은 고딕"/>
+          <w:b w:val="0"/>
+          <w:color w:val="000000"/>
+          <w:sz w:val="18"/>
+        </w:rPr>
+        <w:t>서버 관리자 -&gt; 역할 및 기능 추가 -&gt; 웹 서버(IIS)</w:t>
+      </w:r>
+    </w:p>
+    <w:p>
+      <w:pPr>
+        <w:keepLines/>
+        <w:spacing w:after="0" w:before="0" w:line="260" w:lineRule="exact"/>
+        <w:ind w:left="397"/>
+      </w:pPr>
+      <w:r>
+        <w:rPr>
+          <w:rFonts w:ascii="맑은 고딕" w:hAnsi="맑은 고딕" w:eastAsia="맑은 고딕"/>
+          <w:b w:val="0"/>
+          <w:color w:val="000000"/>
+          <w:sz w:val="18"/>
+        </w:rPr>
+        <w:t xml:space="preserve">  -&gt; 보안 -&gt; IP 및 도메인 제한</w:t>
+      </w:r>
+    </w:p>
+    <w:p>
+      <w:pPr>
+        <w:keepLines/>
+        <w:spacing w:after="100" w:before="0" w:line="330" w:lineRule="exact"/>
+      </w:pPr>
+    </w:p>
+    <w:p>
+      <w:pPr>
+        <w:keepLines/>
+        <w:spacing w:after="130" w:before="0" w:line="330" w:lineRule="exact"/>
+        <w:ind w:left="283"/>
+      </w:pPr>
+      <w:r>
+        <w:rPr>
+          <w:rFonts w:ascii="맑은 고딕" w:hAnsi="맑은 고딕" w:eastAsia="맑은 고딕"/>
+          <w:b w:val="0"/>
+          <w:color w:val="000000"/>
+          <w:sz w:val="21"/>
+        </w:rPr>
+        <w:t>그다음 web.config 의 dynamicIpSecurity 주석을 푸십시오. 설치하지 않은 채 주석을 풀면 사이트 전체가 500 을 냅니다.</w:t>
+      </w:r>
+    </w:p>
+    <w:p>
+      <w:pPr>
+        <w:keepLines/>
+        <w:spacing w:after="130" w:before="0" w:line="330" w:lineRule="exact"/>
+        <w:ind w:left="283"/>
+      </w:pPr>
+      <w:r>
+        <w:rPr>
+          <w:rFonts w:ascii="맑은 고딕" w:hAnsi="맑은 고딕" w:eastAsia="맑은 고딕"/>
+          <w:b/>
+          <w:color w:val="000000"/>
+          <w:sz w:val="21"/>
+        </w:rPr>
+        <w:t xml:space="preserve">nginx 는 429 로 답하지만 IIS 는 403 밖에 고를 수 없습니다. </w:t>
+      </w:r>
+      <w:r>
+        <w:rPr>
+          <w:rFonts w:ascii="맑은 고딕" w:hAnsi="맑은 고딕" w:eastAsia="맑은 고딕"/>
+          <w:b w:val="0"/>
+          <w:color w:val="000000"/>
+          <w:sz w:val="21"/>
+        </w:rPr>
+        <w:t>로그에서 진짜 거부(접속 코드 오류)와 섞이므로, 403 이 갑자기 늘면 요청 제한 쪽을 먼저 의심하십시오.</w:t>
+      </w:r>
     </w:p>
     <w:p>
       <w:pPr>
@@ -5960,7 +6993,7 @@
                 <w:color w:val="000000"/>
                 <w:sz w:val="19"/>
               </w:rPr>
-              <w:t>data\</w:t>
+              <w:t>data\fiscal.json</w:t>
             </w:r>
           </w:p>
         </w:tc>
@@ -5980,7 +7013,97 @@
                 <w:color w:val="000000"/>
                 <w:sz w:val="19"/>
               </w:rPr>
-              <w:t>평가에 쓰는 데이터 3개 (44MB)</w:t>
+              <w:t>세출예산 14,122개 사업        2.8MB</w:t>
+            </w:r>
+          </w:p>
+        </w:tc>
+      </w:tr>
+      <w:tr>
+        <w:trPr>
+          <w:cantSplit/>
+        </w:trPr>
+        <w:tc>
+          <w:tcPr>
+            <w:tcW w:type="dxa" w:w="2600"/>
+          </w:tcPr>
+          <w:p>
+            <w:pPr>
+              <w:keepNext/>
+              <w:spacing w:after="20" w:before="20" w:line="260" w:lineRule="exact"/>
+            </w:pPr>
+            <w:r>
+              <w:rPr>
+                <w:rFonts w:ascii="맑은 고딕" w:hAnsi="맑은 고딕" w:eastAsia="맑은 고딕"/>
+                <w:b w:val="0"/>
+                <w:color w:val="000000"/>
+                <w:sz w:val="19"/>
+              </w:rPr>
+              <w:t>data\kdi.sqlite</w:t>
+            </w:r>
+          </w:p>
+        </w:tc>
+        <w:tc>
+          <w:tcPr>
+            <w:tcW w:type="dxa" w:w="5600"/>
+          </w:tcPr>
+          <w:p>
+            <w:pPr>
+              <w:keepNext/>
+              <w:spacing w:after="20" w:before="20" w:line="260" w:lineRule="exact"/>
+            </w:pPr>
+            <w:r>
+              <w:rPr>
+                <w:rFonts w:ascii="맑은 고딕" w:hAnsi="맑은 고딕" w:eastAsia="맑은 고딕"/>
+                <w:b w:val="0"/>
+                <w:color w:val="000000"/>
+                <w:sz w:val="19"/>
+              </w:rPr>
+              <w:t>KDI 발간물 7,362건          26.8MB</w:t>
+            </w:r>
+          </w:p>
+        </w:tc>
+      </w:tr>
+      <w:tr>
+        <w:trPr>
+          <w:cantSplit/>
+        </w:trPr>
+        <w:tc>
+          <w:tcPr>
+            <w:tcW w:type="dxa" w:w="2600"/>
+          </w:tcPr>
+          <w:p>
+            <w:pPr>
+              <w:keepNext/>
+              <w:spacing w:after="20" w:before="20" w:line="260" w:lineRule="exact"/>
+            </w:pPr>
+            <w:r>
+              <w:rPr>
+                <w:rFonts w:ascii="맑은 고딕" w:hAnsi="맑은 고딕" w:eastAsia="맑은 고딕"/>
+                <w:b w:val="0"/>
+                <w:color w:val="000000"/>
+                <w:sz w:val="19"/>
+              </w:rPr>
+              <w:t>data\opsi_policies.db</w:t>
+            </w:r>
+          </w:p>
+        </w:tc>
+        <w:tc>
+          <w:tcPr>
+            <w:tcW w:type="dxa" w:w="5600"/>
+          </w:tcPr>
+          <w:p>
+            <w:pPr>
+              <w:keepNext/>
+              <w:spacing w:after="20" w:before="20" w:line="260" w:lineRule="exact"/>
+            </w:pPr>
+            <w:r>
+              <w:rPr>
+                <w:rFonts w:ascii="맑은 고딕" w:hAnsi="맑은 고딕" w:eastAsia="맑은 고딕"/>
+                <w:b w:val="0"/>
+                <w:color w:val="000000"/>
+                <w:sz w:val="19"/>
+              </w:rPr>
+              <w:t>OECD OPSI 1,015건·98개국   14.8MB</w:t>
             </w:r>
           </w:p>
         </w:tc>
@@ -6209,6 +7332,30 @@
           <w:sz w:val="21"/>
         </w:rPr>
         <w:t>zip 은 8.8MB 이지만 데이터가 압축돼 있어서 그렇습니다. 푸는 데 30초에서 1분쯤 걸립니다.</w:t>
+      </w:r>
+    </w:p>
+    <w:p>
+      <w:pPr>
+        <w:keepLines/>
+        <w:spacing w:after="130" w:before="240" w:line="330" w:lineRule="exact"/>
+      </w:pPr>
+      <w:r>
+        <w:rPr>
+          <w:rFonts w:ascii="맑은 고딕" w:hAnsi="맑은 고딕" w:eastAsia="맑은 고딕"/>
+          <w:b/>
+          <w:color w:val="000000"/>
+          <w:sz w:val="21"/>
+        </w:rPr>
+        <w:t xml:space="preserve">이 문서에 적히지 않은 별도 지시는 없습니다. </w:t>
+      </w:r>
+      <w:r>
+        <w:rPr>
+          <w:rFonts w:ascii="맑은 고딕" w:hAnsi="맑은 고딕" w:eastAsia="맑은 고딕"/>
+          <w:b w:val="0"/>
+          <w:color w:val="000000"/>
+          <w:sz w:val="21"/>
+        </w:rPr>
+        <w:t>메일이나 구두로 따로 전달받으실 것이 없도록, 당부할 것을 모두 이 문서 안에 넣었습니다. 그래도 막히시면 국민대학교 김재준 (joyof15@gmail.com) 으로 연락 주십시오.</w:t>
       </w:r>
     </w:p>
     <w:sectPr>
